--- a/downloads/teacher/05 Materials/Unit 04/Handouts/Handout 04.14 - Model Build Guide and Label Cards.docx
+++ b/downloads/teacher/05 Materials/Unit 04/Handouts/Handout 04.14 - Model Build Guide and Label Cards.docx
@@ -677,393 +677,6 @@
       <w:r>
         <w:t xml:space="preserve">Fill the three cards on page 3 and glue them to the inside wall or the rim:</w:t>
       </w:r>
-      <w:r>
-        <w:t xml:space="preserve"> </w:t>
-      </w:r>
-      <w:r>
-        <w:t xml:space="preserve">- GREEN: one green choice from Lesson 4.5 and why it matters for this client.</w:t>
-      </w:r>
-      <w:r>
-        <w:t xml:space="preserve"> </w:t>
-      </w:r>
-      <w:r>
-        <w:t xml:space="preserve">- SAFE: one safety feature from Lesson 4.2 and why it matters for this client.</w:t>
-      </w:r>
-      <w:r>
-        <w:t xml:space="preserve"> </w:t>
-      </w:r>
-      <w:r>
-        <w:t xml:space="preserve">- WHY: two sentences. Sentence one: the biggest design choice and the client need it serves. Sentence two: the principle of design it uses (balance, focal point, rhythm, proportion, emphasis, unity).</w:t>
-      </w:r>
-    </w:p>
-    <w:p>
-      <w:pPr>
-        <w:pStyle w:val="BodyText"/>
-      </w:pPr>
-      <w:r>
-        <w:rPr>
-          <w:b/>
-        </w:rPr>
-        <w:t xml:space="preserve">Day 3, Step 9. The client card</w:t>
-      </w:r>
-      <w:r>
-        <w:t xml:space="preserve"> </w:t>
-      </w:r>
-      <w:r>
-        <w:t xml:space="preserve">goes on the outside of the box, front wall.</w:t>
-      </w:r>
-      <w:r>
-        <w:t xml:space="preserve"> </w:t>
-      </w:r>
-      <w:r>
-        <w:rPr>
-          <w:b/>
-        </w:rPr>
-        <w:t xml:space="preserve">The scale</w:t>
-      </w:r>
-      <w:r>
-        <w:t xml:space="preserve"> </w:t>
-      </w:r>
-      <w:r>
-        <w:t xml:space="preserve">is on the rim.</w:t>
-      </w:r>
-      <w:r>
-        <w:t xml:space="preserve"> </w:t>
-      </w:r>
-      <w:r>
-        <w:rPr>
-          <w:b/>
-        </w:rPr>
-        <w:t xml:space="preserve">Your names</w:t>
-      </w:r>
-      <w:r>
-        <w:t xml:space="preserve"> </w:t>
-      </w:r>
-      <w:r>
-        <w:t xml:space="preserve">on masking tape on the bottom.</w:t>
-      </w:r>
-    </w:p>
-    <w:p>
-      <w:pPr>
-        <w:pStyle w:val="BodyText"/>
-      </w:pPr>
-      <w:r>
-        <w:rPr>
-          <w:b/>
-        </w:rPr>
-        <w:t xml:space="preserve">Day 3, Step 10. Self-check.</w:t>
-      </w:r>
-      <w:r>
-        <w:t xml:space="preserve"> </w:t>
-      </w:r>
-      <w:r>
-        <w:t xml:space="preserve">Read Rubric 04, criterion 4. Circle your level. Fix one thing.</w:t>
-      </w:r>
-    </w:p>
-    <w:p>
-      <w:pPr>
-        <w:pStyle w:val="BodyText"/>
-      </w:pPr>
-      <w:r>
-        <w:t xml:space="preserve">Picture 8: the finished model with the three label cards inside and the client card on the front.</w:t>
-      </w:r>
-    </w:p>
-    <w:p>
-      <w:pPr>
-        <w:pStyle w:val="BodyText"/>
-      </w:pPr>
-      <w:r>
-        <w:t xml:space="preserve">Word bank: wall (duvar / parede / pared), floor (zemin / piso / piso), door (kapı / porta / puerta), window (pencere / janela / ventana), glue (yapıştır / colar / pegar), cut (kes / cortar / cortar), label (etiket / etiqueta / etiqueta).</w:t>
-      </w:r>
-      <w:r>
-        <w:t xml:space="preserve"> </w:t>
-      </w:r>
-      <w:r>
-        <w:rPr>
-          <w:rStyle w:val="TeacherNote"/>
-        </w:rPr>
-        <w:t xml:space="preserve">[check with a native speaker]</w:t>
-      </w:r>
-    </w:p>
-    <w:p>
-      <w:r>
-        <w:br w:type="page"/>
-      </w:r>
-    </w:p>
-    <w:p>
-      <w:pPr>
-        <w:pStyle w:val="Heading2"/>
-      </w:pPr>
-      <w:bookmarkStart w:id="23" w:name="page-3-label-cards-cut-on-the-lines"/>
-      <w:r>
-        <w:t xml:space="preserve">Page 3: Label cards (cut on the lines)</w:t>
-      </w:r>
-      <w:bookmarkEnd w:id="23"/>
-    </w:p>
-    <w:p>
-      <w:pPr>
-        <w:pStyle w:val="Heading3"/>
-      </w:pPr>
-      <w:bookmarkStart w:id="24" w:name="green"/>
-      <w:r>
-        <w:t xml:space="preserve">GREEN</w:t>
-      </w:r>
-      <w:bookmarkEnd w:id="24"/>
-    </w:p>
-    <w:p>
-      <w:pPr>
-        <w:pStyle w:val="FirstParagraph"/>
-      </w:pPr>
-      <w:r>
-        <w:t xml:space="preserve">This is: ______________________________</w:t>
-      </w:r>
-    </w:p>
-    <w:p>
-      <w:pPr>
-        <w:pStyle w:val="BodyText"/>
-      </w:pPr>
-      <w:r>
-        <w:t xml:space="preserve">It is a green choice because it ______________________ (conserves energy / conserves water / reuses something / reduces waste / cleaner air).</w:t>
-      </w:r>
-    </w:p>
-    <w:p>
-      <w:pPr>
-        <w:pStyle w:val="BodyText"/>
-      </w:pPr>
-      <w:r>
-        <w:t xml:space="preserve">It matters for this client because ______________________________.</w:t>
-      </w:r>
-    </w:p>
-    <w:p>
-      <w:pPr>
-        <w:pStyle w:val="BodyText"/>
-      </w:pPr>
-      <w:r>
-        <w:t xml:space="preserve">Frame:</w:t>
-      </w:r>
-      <w:r>
-        <w:t xml:space="preserve"> </w:t>
-      </w:r>
-      <w:r>
-        <w:t xml:space="preserve">“</w:t>
-      </w:r>
-      <w:r>
-        <w:t xml:space="preserve">This is</w:t>
-      </w:r>
-      <w:r>
-        <w:t xml:space="preserve"> </w:t>
-      </w:r>
-      <w:r>
-        <w:rPr>
-          <w:i/>
-          <w:b/>
-        </w:rPr>
-        <w:t xml:space="preserve">. It is green because the client</w:t>
-      </w:r>
-      <w:r>
-        <w:rPr>
-          <w:i/>
-          <w:b/>
-        </w:rPr>
-        <w:t xml:space="preserve"> </w:t>
-      </w:r>
-      <w:r>
-        <w:t xml:space="preserve">.</w:t>
-      </w:r>
-      <w:r>
-        <w:t xml:space="preserve">”</w:t>
-      </w:r>
-    </w:p>
-    <w:p>
-      <w:pPr>
-        <w:pStyle w:val="Heading3"/>
-      </w:pPr>
-      <w:bookmarkStart w:id="25" w:name="safe"/>
-      <w:r>
-        <w:t xml:space="preserve">SAFE</w:t>
-      </w:r>
-      <w:bookmarkEnd w:id="25"/>
-    </w:p>
-    <w:p>
-      <w:pPr>
-        <w:pStyle w:val="FirstParagraph"/>
-      </w:pPr>
-      <w:r>
-        <w:t xml:space="preserve">This is: ______________________________</w:t>
-      </w:r>
-    </w:p>
-    <w:p>
-      <w:pPr>
-        <w:pStyle w:val="BodyText"/>
-      </w:pPr>
-      <w:r>
-        <w:t xml:space="preserve">It is a safety feature because it prevents ______________________ (a fall / a trip / a burn / a cord hazard / a crib hazard / a blocked exit).</w:t>
-      </w:r>
-    </w:p>
-    <w:p>
-      <w:pPr>
-        <w:pStyle w:val="BodyText"/>
-      </w:pPr>
-      <w:r>
-        <w:t xml:space="preserve">It matters for this client because ______________________________.</w:t>
-      </w:r>
-    </w:p>
-    <w:p>
-      <w:pPr>
-        <w:pStyle w:val="BodyText"/>
-      </w:pPr>
-      <w:r>
-        <w:t xml:space="preserve">Frame:</w:t>
-      </w:r>
-      <w:r>
-        <w:t xml:space="preserve"> </w:t>
-      </w:r>
-      <w:r>
-        <w:t xml:space="preserve">“</w:t>
-      </w:r>
-      <w:r>
-        <w:t xml:space="preserve">This is</w:t>
-      </w:r>
-      <w:r>
-        <w:t xml:space="preserve"> </w:t>
-      </w:r>
-      <w:r>
-        <w:rPr>
-          <w:i/>
-          <w:b/>
-        </w:rPr>
-        <w:t xml:space="preserve">. It is safe because the client</w:t>
-      </w:r>
-      <w:r>
-        <w:rPr>
-          <w:i/>
-          <w:b/>
-        </w:rPr>
-        <w:t xml:space="preserve"> </w:t>
-      </w:r>
-      <w:r>
-        <w:t xml:space="preserve">.</w:t>
-      </w:r>
-      <w:r>
-        <w:t xml:space="preserve">”</w:t>
-      </w:r>
-    </w:p>
-    <w:p>
-      <w:pPr>
-        <w:pStyle w:val="Heading3"/>
-      </w:pPr>
-      <w:bookmarkStart w:id="26" w:name="why-the-justification"/>
-      <w:r>
-        <w:t xml:space="preserve">WHY (the justification)</w:t>
-      </w:r>
-      <w:bookmarkEnd w:id="26"/>
-    </w:p>
-    <w:p>
-      <w:pPr>
-        <w:pStyle w:val="FirstParagraph"/>
-      </w:pPr>
-      <w:r>
-        <w:t xml:space="preserve">The biggest design choice in this room is ______________________________, and it serves the client’s need for ______________________________.</w:t>
-      </w:r>
-    </w:p>
-    <w:p>
-      <w:pPr>
-        <w:pStyle w:val="BodyText"/>
-      </w:pPr>
-      <w:r>
-        <w:t xml:space="preserve">It uses the principle of ______________________ (balance / focal point / rhythm / proportion / emphasis / unity) because ______________________________.</w:t>
-      </w:r>
-    </w:p>
-    <w:p>
-      <w:pPr>
-        <w:pStyle w:val="Heading3"/>
-      </w:pPr>
-      <w:bookmarkStart w:id="27" w:name="accessible-grade-8-stretch-optional"/>
-      <w:r>
-        <w:t xml:space="preserve">ACCESSIBLE (grade 8 stretch, optional)</w:t>
-      </w:r>
-      <w:bookmarkEnd w:id="27"/>
-    </w:p>
-    <w:p>
-      <w:pPr>
-        <w:pStyle w:val="FirstParagraph"/>
-      </w:pPr>
-      <w:r>
-        <w:t xml:space="preserve">This is: ______________________________ It is set at ______ inches so that ______________________________.</w:t>
-      </w:r>
-    </w:p>
-    <w:p>
-      <w:pPr>
-        <w:pStyle w:val="Heading3"/>
-      </w:pPr>
-      <w:bookmarkStart w:id="28" w:name="client-card-mount"/>
-      <w:r>
-        <w:t xml:space="preserve">Client card mount</w:t>
-      </w:r>
-      <w:bookmarkEnd w:id="28"/>
-    </w:p>
-    <w:p>
-      <w:pPr>
-        <w:pStyle w:val="FirstParagraph"/>
-      </w:pPr>
-      <w:r>
-        <w:t xml:space="preserve">Glue the client card here (outside, front wall). Scale of this model: ______ inch = 1 foot.</w:t>
-      </w:r>
-    </w:p>
-    <w:p>
-      <w:r>
-        <w:br w:type="page"/>
-      </w:r>
-    </w:p>
-    <w:p>
-      <w:pPr>
-        <w:pStyle w:val="Heading2"/>
-      </w:pPr>
-      <w:bookmarkStart w:id="29" w:name="X2eb63bbed7b80ebe30304e74a3aaae5354d41bf"/>
-      <w:r>
-        <w:t xml:space="preserve">Page 4: The isometric grid alternative (no box, no materials, or absent for the build days)</w:t>
-      </w:r>
-      <w:bookmarkEnd w:id="29"/>
-    </w:p>
-    <w:p>
-      <w:pPr>
-        <w:pStyle w:val="FirstParagraph"/>
-      </w:pPr>
-      <w:r>
-        <w:t xml:space="preserve">Draw the room in 3-D on isometric grid paper (the triangle grid). If the school has none, print a free isometric sheet</w:t>
-      </w:r>
-      <w:r>
-        <w:t xml:space="preserve"> </w:t>
-      </w:r>
-      <w:r>
-        <w:rPr>
-          <w:rStyle w:val="TeacherNote"/>
-        </w:rPr>
-        <w:t xml:space="preserve">[Sal: any free grid generator; set the triangle side to 1/4 inch]</w:t>
-      </w:r>
-      <w:r>
-        <w:t xml:space="preserve"> </w:t>
-      </w:r>
-      <w:r>
-        <w:t xml:space="preserve">or draw the room on plain paper using the steps below.</w:t>
-      </w:r>
-    </w:p>
-    <w:p>
-      <w:pPr>
-        <w:pStyle w:val="BodyText"/>
-      </w:pPr>
-      <w:r>
-        <w:rPr>
-          <w:b/>
-        </w:rPr>
-        <w:t xml:space="preserve">Scale:</w:t>
-      </w:r>
-      <w:r>
-        <w:t xml:space="preserve"> </w:t>
-      </w:r>
-      <w:r>
-        <w:t xml:space="preserve">1/2 inch = 1 foot. One grid triangle side is 1/4 inch, so two triangle sides equal 1 foot.</w:t>
-      </w:r>
     </w:p>
     <w:p>
       <w:pPr>
@@ -1074,16 +687,7 @@
         <w:pStyle w:val="Compact"/>
       </w:pPr>
       <w:r>
-        <w:rPr>
-          <w:b/>
-        </w:rPr>
-        <w:t xml:space="preserve">The floor.</w:t>
-      </w:r>
-      <w:r>
-        <w:t xml:space="preserve"> </w:t>
-      </w:r>
-      <w:r>
-        <w:t xml:space="preserve">Draw the room’s floor as a parallelogram: the length along one grid direction, the width along the other, counting two triangle sides per foot.</w:t>
+        <w:t xml:space="preserve">GREEN: one green choice from Lesson 4.5 and why it matters for this client.</w:t>
       </w:r>
     </w:p>
     <w:p>
@@ -1095,16 +699,7 @@
         <w:pStyle w:val="Compact"/>
       </w:pPr>
       <w:r>
-        <w:rPr>
-          <w:b/>
-        </w:rPr>
-        <w:t xml:space="preserve">The walls.</w:t>
-      </w:r>
-      <w:r>
-        <w:t xml:space="preserve"> </w:t>
-      </w:r>
-      <w:r>
-        <w:t xml:space="preserve">From the two back corners and the middle back corner, draw straight up 8 feet (16 triangle sides). Connect the tops. You now have a floor and two back walls, like an open box seen from a corner.</w:t>
+        <w:t xml:space="preserve">SAFE: one safety feature from Lesson 4.2 and why it matters for this client.</w:t>
       </w:r>
     </w:p>
     <w:p>
@@ -1116,123 +711,344 @@
         <w:pStyle w:val="Compact"/>
       </w:pPr>
       <w:r>
+        <w:t xml:space="preserve">WHY: two sentences. Sentence one: the biggest design choice and the client need it serves. Sentence two: the principle of design it uses (balance, focal point, rhythm, proportion, emphasis, unity).</w:t>
+      </w:r>
+    </w:p>
+    <w:p>
+      <w:pPr>
+        <w:pStyle w:val="FirstParagraph"/>
+      </w:pPr>
+      <w:r>
         <w:rPr>
           <w:b/>
         </w:rPr>
-        <w:t xml:space="preserve">The door and window.</w:t>
-      </w:r>
-      <w:r>
-        <w:t xml:space="preserve"> </w:t>
-      </w:r>
-      <w:r>
-        <w:t xml:space="preserve">Draw the door as an opening in the wall the plan puts it on, 3 feet wide and 7 feet tall. Draw the window as a rectangle in its wall at the plan’s spot, its bottom 3 feet off the floor.</w:t>
-      </w:r>
-    </w:p>
-    <w:p>
-      <w:pPr>
-        <w:numPr>
-          <w:ilvl w:val="0"/>
-          <w:numId w:val="1001"/>
-        </w:numPr>
-        <w:pStyle w:val="Compact"/>
-      </w:pPr>
+        <w:t xml:space="preserve">Day 3, Step 9. The client card</w:t>
+      </w:r>
+      <w:r>
+        <w:t xml:space="preserve"> </w:t>
+      </w:r>
+      <w:r>
+        <w:t xml:space="preserve">goes on the outside of the box, front wall.</w:t>
+      </w:r>
+      <w:r>
+        <w:t xml:space="preserve"> </w:t>
+      </w:r>
       <w:r>
         <w:rPr>
           <w:b/>
         </w:rPr>
-        <w:t xml:space="preserve">The furniture.</w:t>
-      </w:r>
-      <w:r>
-        <w:t xml:space="preserve"> </w:t>
-      </w:r>
-      <w:r>
-        <w:t xml:space="preserve">Every piece on the plan is a box: draw its footprint on the floor where the plan has it (count the squares from the plan; two triangle sides per foot), then draw it up to its height. Typical heights: bed 2 feet, crib 3 feet, desk 2.5 feet, chair seat 1.5 feet with a back to 3 feet, dresser 4 feet, bookcase 3.5 feet, wardrobe 6 feet, table 2.5 feet.</w:t>
-      </w:r>
-    </w:p>
-    <w:p>
-      <w:pPr>
-        <w:numPr>
-          <w:ilvl w:val="0"/>
-          <w:numId w:val="1001"/>
-        </w:numPr>
-        <w:pStyle w:val="Compact"/>
-      </w:pPr>
+        <w:t xml:space="preserve">The scale</w:t>
+      </w:r>
+      <w:r>
+        <w:t xml:space="preserve"> </w:t>
+      </w:r>
+      <w:r>
+        <w:t xml:space="preserve">is on the rim.</w:t>
+      </w:r>
+      <w:r>
+        <w:t xml:space="preserve"> </w:t>
+      </w:r>
       <w:r>
         <w:rPr>
           <w:b/>
         </w:rPr>
-        <w:t xml:space="preserve">The color.</w:t>
-      </w:r>
-      <w:r>
-        <w:t xml:space="preserve"> </w:t>
-      </w:r>
-      <w:r>
-        <w:t xml:space="preserve">Color the walls in the main color, the focal point in the accent. Name the scheme in the corner.</w:t>
-      </w:r>
-    </w:p>
-    <w:p>
-      <w:pPr>
-        <w:numPr>
-          <w:ilvl w:val="0"/>
-          <w:numId w:val="1001"/>
-        </w:numPr>
-        <w:pStyle w:val="Compact"/>
+        <w:t xml:space="preserve">Your names</w:t>
+      </w:r>
+      <w:r>
+        <w:t xml:space="preserve"> </w:t>
+      </w:r>
+      <w:r>
+        <w:t xml:space="preserve">on masking tape on the bottom.</w:t>
+      </w:r>
+    </w:p>
+    <w:p>
+      <w:pPr>
+        <w:pStyle w:val="BodyText"/>
       </w:pPr>
       <w:r>
         <w:rPr>
           <w:b/>
         </w:rPr>
-        <w:t xml:space="preserve">The labels.</w:t>
-      </w:r>
-      <w:r>
-        <w:t xml:space="preserve"> </w:t>
-      </w:r>
-      <w:r>
-        <w:t xml:space="preserve">Draw the GREEN and SAFE labels as callouts with an arrow to the feature. Write the WHY sentences under the drawing.</w:t>
-      </w:r>
-    </w:p>
-    <w:p>
-      <w:pPr>
-        <w:numPr>
-          <w:ilvl w:val="0"/>
-          <w:numId w:val="1001"/>
-        </w:numPr>
-        <w:pStyle w:val="Compact"/>
-      </w:pPr>
-      <w:r>
-        <w:rPr>
+        <w:t xml:space="preserve">Day 3, Step 10. Self-check.</w:t>
+      </w:r>
+      <w:r>
+        <w:t xml:space="preserve"> </w:t>
+      </w:r>
+      <w:r>
+        <w:t xml:space="preserve">Read Rubric 04, criterion 4. Circle your level. Fix one thing.</w:t>
+      </w:r>
+    </w:p>
+    <w:p>
+      <w:pPr>
+        <w:pStyle w:val="BodyText"/>
+      </w:pPr>
+      <w:r>
+        <w:t xml:space="preserve">Picture 8: the finished model with the three label cards inside and the client card on the front.</w:t>
+      </w:r>
+    </w:p>
+    <w:p>
+      <w:pPr>
+        <w:pStyle w:val="BodyText"/>
+      </w:pPr>
+      <w:r>
+        <w:t xml:space="preserve">Word bank: wall (duvar / parede / pared), floor (zemin / piso / piso), door (kapı / porta / puerta), window (pencere / janela / ventana), glue (yapıştır / colar / pegar), cut (kes / cortar / cortar), label (etiket / etiqueta / etiqueta).</w:t>
+      </w:r>
+      <w:r>
+        <w:t xml:space="preserve"> </w:t>
+      </w:r>
+      <w:r>
+        <w:rPr>
+          <w:rStyle w:val="TeacherNote"/>
+        </w:rPr>
+        <w:t xml:space="preserve">[check with a native speaker]</w:t>
+      </w:r>
+    </w:p>
+    <w:p>
+      <w:r>
+        <w:br w:type="page"/>
+      </w:r>
+    </w:p>
+    <w:p>
+      <w:pPr>
+        <w:pStyle w:val="Heading2"/>
+      </w:pPr>
+      <w:bookmarkStart w:id="23" w:name="page-3-label-cards-cut-on-the-lines"/>
+      <w:r>
+        <w:t xml:space="preserve">Page 3: Label cards (cut on the lines)</w:t>
+      </w:r>
+      <w:bookmarkEnd w:id="23"/>
+    </w:p>
+    <w:p>
+      <w:pPr>
+        <w:pStyle w:val="Heading3"/>
+      </w:pPr>
+      <w:bookmarkStart w:id="24" w:name="green"/>
+      <w:r>
+        <w:t xml:space="preserve">GREEN</w:t>
+      </w:r>
+      <w:bookmarkEnd w:id="24"/>
+    </w:p>
+    <w:p>
+      <w:pPr>
+        <w:pStyle w:val="FirstParagraph"/>
+      </w:pPr>
+      <w:r>
+        <w:t xml:space="preserve">This is: ______________________________</w:t>
+      </w:r>
+    </w:p>
+    <w:p>
+      <w:pPr>
+        <w:pStyle w:val="BodyText"/>
+      </w:pPr>
+      <w:r>
+        <w:t xml:space="preserve">It is a green choice because it ______________________ (conserves energy / conserves water / reuses something / reduces waste / cleaner air).</w:t>
+      </w:r>
+    </w:p>
+    <w:p>
+      <w:pPr>
+        <w:pStyle w:val="BodyText"/>
+      </w:pPr>
+      <w:r>
+        <w:t xml:space="preserve">It matters for this client because ______________________________.</w:t>
+      </w:r>
+    </w:p>
+    <w:p>
+      <w:pPr>
+        <w:pStyle w:val="BodyText"/>
+      </w:pPr>
+      <w:r>
+        <w:t xml:space="preserve">Frame:</w:t>
+      </w:r>
+      <w:r>
+        <w:t xml:space="preserve"> </w:t>
+      </w:r>
+      <w:r>
+        <w:t xml:space="preserve">“</w:t>
+      </w:r>
+      <w:r>
+        <w:t xml:space="preserve">This is</w:t>
+      </w:r>
+      <w:r>
+        <w:t xml:space="preserve"> </w:t>
+      </w:r>
+      <w:r>
+        <w:rPr>
+          <w:i/>
           <w:b/>
         </w:rPr>
-        <w:t xml:space="preserve">The client card</w:t>
-      </w:r>
-      <w:r>
-        <w:t xml:space="preserve"> </w:t>
-      </w:r>
-      <w:r>
-        <w:t xml:space="preserve">is stapled to the drawing.</w:t>
-      </w:r>
-      <w:r>
-        <w:t xml:space="preserve"> </w:t>
-      </w:r>
-      <w:r>
-        <w:rPr>
+        <w:t xml:space="preserve">. It is green because the client</w:t>
+      </w:r>
+      <w:r>
+        <w:rPr>
+          <w:i/>
           <w:b/>
         </w:rPr>
-        <w:t xml:space="preserve">The scale</w:t>
-      </w:r>
-      <w:r>
-        <w:t xml:space="preserve"> </w:t>
-      </w:r>
-      <w:r>
-        <w:t xml:space="preserve">is written in the corner.</w:t>
-      </w:r>
+        <w:t xml:space="preserve"> </w:t>
+      </w:r>
+      <w:r>
+        <w:t xml:space="preserve">.</w:t>
+      </w:r>
+      <w:r>
+        <w:t xml:space="preserve">”</w:t>
+      </w:r>
+    </w:p>
+    <w:p>
+      <w:pPr>
+        <w:pStyle w:val="Heading3"/>
+      </w:pPr>
+      <w:bookmarkStart w:id="25" w:name="safe"/>
+      <w:r>
+        <w:t xml:space="preserve">SAFE</w:t>
+      </w:r>
+      <w:bookmarkEnd w:id="25"/>
     </w:p>
     <w:p>
       <w:pPr>
         <w:pStyle w:val="FirstParagraph"/>
       </w:pPr>
       <w:r>
-        <w:t xml:space="preserve">A digital 3-D room in any free room-planner app the school allows, printed or shown on a screen at the gallery walk, is also accepted. It needs the same labels, the same scale note, and the client card.</w:t>
+        <w:t xml:space="preserve">This is: ______________________________</w:t>
+      </w:r>
+    </w:p>
+    <w:p>
+      <w:pPr>
+        <w:pStyle w:val="BodyText"/>
+      </w:pPr>
+      <w:r>
+        <w:t xml:space="preserve">It is a safety feature because it prevents ______________________ (a fall / a trip / a burn / a cord hazard / a crib hazard / a blocked exit).</w:t>
+      </w:r>
+    </w:p>
+    <w:p>
+      <w:pPr>
+        <w:pStyle w:val="BodyText"/>
+      </w:pPr>
+      <w:r>
+        <w:t xml:space="preserve">It matters for this client because ______________________________.</w:t>
+      </w:r>
+    </w:p>
+    <w:p>
+      <w:pPr>
+        <w:pStyle w:val="BodyText"/>
+      </w:pPr>
+      <w:r>
+        <w:t xml:space="preserve">Frame:</w:t>
+      </w:r>
+      <w:r>
+        <w:t xml:space="preserve"> </w:t>
+      </w:r>
+      <w:r>
+        <w:t xml:space="preserve">“</w:t>
+      </w:r>
+      <w:r>
+        <w:t xml:space="preserve">This is</w:t>
+      </w:r>
+      <w:r>
+        <w:t xml:space="preserve"> </w:t>
+      </w:r>
+      <w:r>
+        <w:rPr>
+          <w:i/>
+          <w:b/>
+        </w:rPr>
+        <w:t xml:space="preserve">. It is safe because the client</w:t>
+      </w:r>
+      <w:r>
+        <w:rPr>
+          <w:i/>
+          <w:b/>
+        </w:rPr>
+        <w:t xml:space="preserve"> </w:t>
+      </w:r>
+      <w:r>
+        <w:t xml:space="preserve">.</w:t>
+      </w:r>
+      <w:r>
+        <w:t xml:space="preserve">”</w:t>
+      </w:r>
+    </w:p>
+    <w:p>
+      <w:pPr>
+        <w:pStyle w:val="Heading3"/>
+      </w:pPr>
+      <w:bookmarkStart w:id="26" w:name="why-the-justification"/>
+      <w:r>
+        <w:t xml:space="preserve">WHY (the justification)</w:t>
+      </w:r>
+      <w:bookmarkEnd w:id="26"/>
+    </w:p>
+    <w:p>
+      <w:pPr>
+        <w:pStyle w:val="FirstParagraph"/>
+      </w:pPr>
+      <w:r>
+        <w:t xml:space="preserve">The biggest design choice in this room is ______________________________, and it serves the client’s need for ______________________________.</w:t>
+      </w:r>
+    </w:p>
+    <w:p>
+      <w:pPr>
+        <w:pStyle w:val="BodyText"/>
+      </w:pPr>
+      <w:r>
+        <w:t xml:space="preserve">It uses the principle of ______________________ (balance / focal point / rhythm / proportion / emphasis / unity) because ______________________________.</w:t>
+      </w:r>
+    </w:p>
+    <w:p>
+      <w:pPr>
+        <w:pStyle w:val="Heading3"/>
+      </w:pPr>
+      <w:bookmarkStart w:id="27" w:name="accessible-grade-8-stretch-optional"/>
+      <w:r>
+        <w:t xml:space="preserve">ACCESSIBLE (grade 8 stretch, optional)</w:t>
+      </w:r>
+      <w:bookmarkEnd w:id="27"/>
+    </w:p>
+    <w:p>
+      <w:pPr>
+        <w:pStyle w:val="FirstParagraph"/>
+      </w:pPr>
+      <w:r>
+        <w:t xml:space="preserve">This is: ______________________________ It is set at ______ inches so that ______________________________.</w:t>
+      </w:r>
+    </w:p>
+    <w:p>
+      <w:pPr>
+        <w:pStyle w:val="Heading3"/>
+      </w:pPr>
+      <w:bookmarkStart w:id="28" w:name="client-card-mount"/>
+      <w:r>
+        <w:t xml:space="preserve">Client card mount</w:t>
+      </w:r>
+      <w:bookmarkEnd w:id="28"/>
+    </w:p>
+    <w:p>
+      <w:pPr>
+        <w:pStyle w:val="FirstParagraph"/>
+      </w:pPr>
+      <w:r>
+        <w:t xml:space="preserve">Glue the client card here (outside, front wall). Scale of this model: ______ inch = 1 foot.</w:t>
+      </w:r>
+    </w:p>
+    <w:p>
+      <w:r>
+        <w:br w:type="page"/>
+      </w:r>
+    </w:p>
+    <w:p>
+      <w:pPr>
+        <w:pStyle w:val="Heading2"/>
+      </w:pPr>
+      <w:bookmarkStart w:id="29" w:name="X2eb63bbed7b80ebe30304e74a3aaae5354d41bf"/>
+      <w:r>
+        <w:t xml:space="preserve">Page 4: The isometric grid alternative (no box, no materials, or absent for the build days)</w:t>
+      </w:r>
+      <w:bookmarkEnd w:id="29"/>
+    </w:p>
+    <w:p>
+      <w:pPr>
+        <w:pStyle w:val="FirstParagraph"/>
+      </w:pPr>
+      <w:r>
+        <w:t xml:space="preserve">Draw the room in 3-D on isometric grid paper (the triangle grid). If the school has none, print a free isometric sheet</w:t>
       </w:r>
       <w:r>
         <w:t xml:space="preserve"> </w:t>
@@ -1241,7 +1057,13 @@
         <w:rPr>
           <w:rStyle w:val="TeacherNote"/>
         </w:rPr>
-        <w:t xml:space="preserve">[Sal: name the app.]</w:t>
+        <w:t xml:space="preserve">[Sal: any free grid generator; set the triangle side to 1/4 inch]</w:t>
+      </w:r>
+      <w:r>
+        <w:t xml:space="preserve"> </w:t>
+      </w:r>
+      <w:r>
+        <w:t xml:space="preserve">or draw the room on plain paper using the steps below.</w:t>
       </w:r>
     </w:p>
     <w:p>
@@ -1249,23 +1071,17 @@
         <w:pStyle w:val="BodyText"/>
       </w:pPr>
       <w:r>
-        <w:t xml:space="preserve">It is scored on Rubric 04 criterion 4 exactly like a box model.</w:t>
-      </w:r>
-    </w:p>
-    <w:p>
-      <w:r>
-        <w:br w:type="page"/>
-      </w:r>
-    </w:p>
-    <w:p>
-      <w:pPr>
-        <w:pStyle w:val="Heading2"/>
-      </w:pPr>
-      <w:bookmarkStart w:id="30" w:name="teacher-key"/>
-      <w:r>
-        <w:t xml:space="preserve">Teacher key</w:t>
-      </w:r>
-      <w:bookmarkEnd w:id="30"/>
+        <w:rPr>
+          <w:b/>
+        </w:rPr>
+        <w:t xml:space="preserve">Scale:</w:t>
+      </w:r>
+      <w:r>
+        <w:t xml:space="preserve"> </w:t>
+      </w:r>
+      <w:r>
+        <w:t xml:space="preserve">1/2 inch = 1 foot. One grid triangle side is 1/4 inch, so two triangle sides equal 1 foot.</w:t>
+      </w:r>
     </w:p>
     <w:p>
       <w:pPr>
@@ -1276,7 +1092,16 @@
         <w:pStyle w:val="Compact"/>
       </w:pPr>
       <w:r>
-        <w:t xml:space="preserve">Conversions to keep on the slide all three days: at 1/2 inch = 1 foot, 1 foot = 0.5 inch, 3 feet = 1.5 inches, 8 feet = 4 inches. At 1 inch = 1 foot, 3 feet = 3 inches, 8 feet = 8 inches.</w:t>
+        <w:rPr>
+          <w:b/>
+        </w:rPr>
+        <w:t xml:space="preserve">The floor.</w:t>
+      </w:r>
+      <w:r>
+        <w:t xml:space="preserve"> </w:t>
+      </w:r>
+      <w:r>
+        <w:t xml:space="preserve">Draw the room’s floor as a parallelogram: the length along one grid direction, the width along the other, counting two triangle sides per foot.</w:t>
       </w:r>
     </w:p>
     <w:p>
@@ -1288,7 +1113,16 @@
         <w:pStyle w:val="Compact"/>
       </w:pPr>
       <w:r>
-        <w:t xml:space="preserve">Day 3 clipboard check: matches the plan (door, window, every piece placed as drawn); color scheme named and applied; GREEN and SAFE labels each give a reason for this client; scale written; WHY has a need and a principle. Four or five yeses is a Meets on criterion 4 before the pitch.</w:t>
+        <w:rPr>
+          <w:b/>
+        </w:rPr>
+        <w:t xml:space="preserve">The walls.</w:t>
+      </w:r>
+      <w:r>
+        <w:t xml:space="preserve"> </w:t>
+      </w:r>
+      <w:r>
+        <w:t xml:space="preserve">From the two back corners and the middle back corner, draw straight up 8 feet (16 triangle sides). Connect the tops. You now have a floor and two back walls, like an open box seen from a corner.</w:t>
       </w:r>
     </w:p>
     <w:p>
@@ -1300,25 +1134,16 @@
         <w:pStyle w:val="Compact"/>
       </w:pPr>
       <w:r>
-        <w:t xml:space="preserve">Green choices students will pick, and whether they count: an LED lamp (yes); a secondhand piece (yes, reuse); low-VOC paint (yes); a recycled-fiber rug (yes); a window placed for daylight so the lamp stays off (yes); a plant (yes, weakly; push for a reason);</w:t>
-      </w:r>
-      <w:r>
-        <w:t xml:space="preserve"> </w:t>
-      </w:r>
-      <w:r>
-        <w:t xml:space="preserve">“</w:t>
-      </w:r>
-      <w:r>
-        <w:t xml:space="preserve">it is blue like the ocean</w:t>
-      </w:r>
-      <w:r>
-        <w:t xml:space="preserve">”</w:t>
-      </w:r>
-      <w:r>
-        <w:t xml:space="preserve"> </w:t>
-      </w:r>
-      <w:r>
-        <w:t xml:space="preserve">(no).</w:t>
+        <w:rPr>
+          <w:b/>
+        </w:rPr>
+        <w:t xml:space="preserve">The door and window.</w:t>
+      </w:r>
+      <w:r>
+        <w:t xml:space="preserve"> </w:t>
+      </w:r>
+      <w:r>
+        <w:t xml:space="preserve">Draw the door as an opening in the wall the plan puts it on, 3 feet wide and 7 feet tall. Draw the window as a rectangle in its wall at the plan’s spot, its bottom 3 feet off the floor.</w:t>
       </w:r>
     </w:p>
     <w:p>
@@ -1330,25 +1155,16 @@
         <w:pStyle w:val="Compact"/>
       </w:pPr>
       <w:r>
-        <w:t xml:space="preserve">Safety features students will pick, and whether they count: a night light on the path (yes); cordless blinds (yes); a rug taped down or no rug (yes); a crib 3 feet from the window (yes); a smoke alarm on the ceiling (yes, and rare, praise it); furniture anchored (yes); a 36-inch path (yes, and it is also criterion 2);</w:t>
-      </w:r>
-      <w:r>
-        <w:t xml:space="preserve"> </w:t>
-      </w:r>
-      <w:r>
-        <w:t xml:space="preserve">“</w:t>
-      </w:r>
-      <w:r>
-        <w:t xml:space="preserve">a lock on the door</w:t>
-      </w:r>
-      <w:r>
-        <w:t xml:space="preserve">”</w:t>
-      </w:r>
-      <w:r>
-        <w:t xml:space="preserve"> </w:t>
-      </w:r>
-      <w:r>
-        <w:t xml:space="preserve">(only if the client card gives a reason).</w:t>
+        <w:rPr>
+          <w:b/>
+        </w:rPr>
+        <w:t xml:space="preserve">The furniture.</w:t>
+      </w:r>
+      <w:r>
+        <w:t xml:space="preserve"> </w:t>
+      </w:r>
+      <w:r>
+        <w:t xml:space="preserve">Every piece on the plan is a box: draw its footprint on the floor where the plan has it (count the squares from the plan; two triangle sides per foot), then draw it up to its height. Typical heights: bed 2 feet, crib 3 feet, desk 2.5 feet, chair seat 1.5 feet with a back to 3 feet, dresser 4 feet, bookcase 3.5 feet, wardrobe 6 feet, table 2.5 feet.</w:t>
       </w:r>
     </w:p>
     <w:p>
@@ -1356,6 +1172,208 @@
         <w:numPr>
           <w:ilvl w:val="0"/>
           <w:numId w:val="1002"/>
+        </w:numPr>
+        <w:pStyle w:val="Compact"/>
+      </w:pPr>
+      <w:r>
+        <w:rPr>
+          <w:b/>
+        </w:rPr>
+        <w:t xml:space="preserve">The color.</w:t>
+      </w:r>
+      <w:r>
+        <w:t xml:space="preserve"> </w:t>
+      </w:r>
+      <w:r>
+        <w:t xml:space="preserve">Color the walls in the main color, the focal point in the accent. Name the scheme in the corner.</w:t>
+      </w:r>
+    </w:p>
+    <w:p>
+      <w:pPr>
+        <w:numPr>
+          <w:ilvl w:val="0"/>
+          <w:numId w:val="1002"/>
+        </w:numPr>
+        <w:pStyle w:val="Compact"/>
+      </w:pPr>
+      <w:r>
+        <w:rPr>
+          <w:b/>
+        </w:rPr>
+        <w:t xml:space="preserve">The labels.</w:t>
+      </w:r>
+      <w:r>
+        <w:t xml:space="preserve"> </w:t>
+      </w:r>
+      <w:r>
+        <w:t xml:space="preserve">Draw the GREEN and SAFE labels as callouts with an arrow to the feature. Write the WHY sentences under the drawing.</w:t>
+      </w:r>
+    </w:p>
+    <w:p>
+      <w:pPr>
+        <w:numPr>
+          <w:ilvl w:val="0"/>
+          <w:numId w:val="1002"/>
+        </w:numPr>
+        <w:pStyle w:val="Compact"/>
+      </w:pPr>
+      <w:r>
+        <w:rPr>
+          <w:b/>
+        </w:rPr>
+        <w:t xml:space="preserve">The client card</w:t>
+      </w:r>
+      <w:r>
+        <w:t xml:space="preserve"> </w:t>
+      </w:r>
+      <w:r>
+        <w:t xml:space="preserve">is stapled to the drawing.</w:t>
+      </w:r>
+      <w:r>
+        <w:t xml:space="preserve"> </w:t>
+      </w:r>
+      <w:r>
+        <w:rPr>
+          <w:b/>
+        </w:rPr>
+        <w:t xml:space="preserve">The scale</w:t>
+      </w:r>
+      <w:r>
+        <w:t xml:space="preserve"> </w:t>
+      </w:r>
+      <w:r>
+        <w:t xml:space="preserve">is written in the corner.</w:t>
+      </w:r>
+    </w:p>
+    <w:p>
+      <w:pPr>
+        <w:pStyle w:val="FirstParagraph"/>
+      </w:pPr>
+      <w:r>
+        <w:t xml:space="preserve">A digital 3-D room in any free room-planner app the school allows, printed or shown on a screen at the gallery walk, is also accepted. It needs the same labels, the same scale note, and the client card.</w:t>
+      </w:r>
+      <w:r>
+        <w:t xml:space="preserve"> </w:t>
+      </w:r>
+      <w:r>
+        <w:rPr>
+          <w:rStyle w:val="TeacherNote"/>
+        </w:rPr>
+        <w:t xml:space="preserve">[Sal: name the app.]</w:t>
+      </w:r>
+    </w:p>
+    <w:p>
+      <w:pPr>
+        <w:pStyle w:val="BodyText"/>
+      </w:pPr>
+      <w:r>
+        <w:t xml:space="preserve">It is scored on Rubric 04 criterion 4 exactly like a box model.</w:t>
+      </w:r>
+    </w:p>
+    <w:p>
+      <w:r>
+        <w:br w:type="page"/>
+      </w:r>
+    </w:p>
+    <w:p>
+      <w:pPr>
+        <w:pStyle w:val="Heading2"/>
+      </w:pPr>
+      <w:bookmarkStart w:id="30" w:name="teacher-key"/>
+      <w:r>
+        <w:t xml:space="preserve">Teacher key</w:t>
+      </w:r>
+      <w:bookmarkEnd w:id="30"/>
+    </w:p>
+    <w:p>
+      <w:pPr>
+        <w:numPr>
+          <w:ilvl w:val="0"/>
+          <w:numId w:val="1003"/>
+        </w:numPr>
+        <w:pStyle w:val="Compact"/>
+      </w:pPr>
+      <w:r>
+        <w:t xml:space="preserve">Conversions to keep on the slide all three days: at 1/2 inch = 1 foot, 1 foot = 0.5 inch, 3 feet = 1.5 inches, 8 feet = 4 inches. At 1 inch = 1 foot, 3 feet = 3 inches, 8 feet = 8 inches.</w:t>
+      </w:r>
+    </w:p>
+    <w:p>
+      <w:pPr>
+        <w:numPr>
+          <w:ilvl w:val="0"/>
+          <w:numId w:val="1003"/>
+        </w:numPr>
+        <w:pStyle w:val="Compact"/>
+      </w:pPr>
+      <w:r>
+        <w:t xml:space="preserve">Day 3 clipboard check: matches the plan (door, window, every piece placed as drawn); color scheme named and applied; GREEN and SAFE labels each give a reason for this client; scale written; WHY has a need and a principle. Four or five yeses is a Meets on criterion 4 before the pitch.</w:t>
+      </w:r>
+    </w:p>
+    <w:p>
+      <w:pPr>
+        <w:numPr>
+          <w:ilvl w:val="0"/>
+          <w:numId w:val="1003"/>
+        </w:numPr>
+        <w:pStyle w:val="Compact"/>
+      </w:pPr>
+      <w:r>
+        <w:t xml:space="preserve">Green choices students will pick, and whether they count: an LED lamp (yes); a secondhand piece (yes, reuse); low-VOC paint (yes); a recycled-fiber rug (yes); a window placed for daylight so the lamp stays off (yes); a plant (yes, weakly; push for a reason);</w:t>
+      </w:r>
+      <w:r>
+        <w:t xml:space="preserve"> </w:t>
+      </w:r>
+      <w:r>
+        <w:t xml:space="preserve">“</w:t>
+      </w:r>
+      <w:r>
+        <w:t xml:space="preserve">it is blue like the ocean</w:t>
+      </w:r>
+      <w:r>
+        <w:t xml:space="preserve">”</w:t>
+      </w:r>
+      <w:r>
+        <w:t xml:space="preserve"> </w:t>
+      </w:r>
+      <w:r>
+        <w:t xml:space="preserve">(no).</w:t>
+      </w:r>
+    </w:p>
+    <w:p>
+      <w:pPr>
+        <w:numPr>
+          <w:ilvl w:val="0"/>
+          <w:numId w:val="1003"/>
+        </w:numPr>
+        <w:pStyle w:val="Compact"/>
+      </w:pPr>
+      <w:r>
+        <w:t xml:space="preserve">Safety features students will pick, and whether they count: a night light on the path (yes); cordless blinds (yes); a rug taped down or no rug (yes); a crib 3 feet from the window (yes); a smoke alarm on the ceiling (yes, and rare, praise it); furniture anchored (yes); a 36-inch path (yes, and it is also criterion 2);</w:t>
+      </w:r>
+      <w:r>
+        <w:t xml:space="preserve"> </w:t>
+      </w:r>
+      <w:r>
+        <w:t xml:space="preserve">“</w:t>
+      </w:r>
+      <w:r>
+        <w:t xml:space="preserve">a lock on the door</w:t>
+      </w:r>
+      <w:r>
+        <w:t xml:space="preserve">”</w:t>
+      </w:r>
+      <w:r>
+        <w:t xml:space="preserve"> </w:t>
+      </w:r>
+      <w:r>
+        <w:t xml:space="preserve">(only if the client card gives a reason).</w:t>
+      </w:r>
+    </w:p>
+    <w:p>
+      <w:pPr>
+        <w:numPr>
+          <w:ilvl w:val="0"/>
+          <w:numId w:val="1003"/>
         </w:numPr>
         <w:pStyle w:val="Compact"/>
       </w:pPr>
@@ -1545,8 +1563,111 @@
       </w:pPr>
     </w:lvl>
   </w:abstractNum>
+  <w:abstractNum w:abstractNumId="991">
+    <w:nsid w:val="ea454b4c"/>
+    <w:multiLevelType w:val="multilevel"/>
+    <w:lvl w:ilvl="0">
+      <w:numFmt w:val="bullet"/>
+      <w:lvlText w:val="•"/>
+      <w:lvlJc w:val="left"/>
+      <w:pPr>
+        <w:tabs>
+          <w:tab w:val="num" w:pos="0"/>
+        </w:tabs>
+        <w:ind w:left="480" w:hanging="480"/>
+      </w:pPr>
+    </w:lvl>
+    <w:lvl w:ilvl="1">
+      <w:numFmt w:val="bullet"/>
+      <w:lvlText w:val="–"/>
+      <w:lvlJc w:val="left"/>
+      <w:pPr>
+        <w:tabs>
+          <w:tab w:val="num" w:pos="720"/>
+        </w:tabs>
+        <w:ind w:left="1200" w:hanging="480"/>
+      </w:pPr>
+    </w:lvl>
+    <w:lvl w:ilvl="2">
+      <w:numFmt w:val="bullet"/>
+      <w:lvlText w:val="•"/>
+      <w:lvlJc w:val="left"/>
+      <w:pPr>
+        <w:tabs>
+          <w:tab w:val="num" w:pos="1440"/>
+        </w:tabs>
+        <w:ind w:left="1920" w:hanging="480"/>
+      </w:pPr>
+    </w:lvl>
+    <w:lvl w:ilvl="3">
+      <w:numFmt w:val="bullet"/>
+      <w:lvlText w:val="–"/>
+      <w:lvlJc w:val="left"/>
+      <w:pPr>
+        <w:tabs>
+          <w:tab w:val="num" w:pos="2160"/>
+        </w:tabs>
+        <w:ind w:left="2640" w:hanging="480"/>
+      </w:pPr>
+    </w:lvl>
+    <w:lvl w:ilvl="4">
+      <w:numFmt w:val="bullet"/>
+      <w:lvlText w:val="•"/>
+      <w:lvlJc w:val="left"/>
+      <w:pPr>
+        <w:tabs>
+          <w:tab w:val="num" w:pos="2880"/>
+        </w:tabs>
+        <w:ind w:left="3360" w:hanging="480"/>
+      </w:pPr>
+    </w:lvl>
+    <w:lvl w:ilvl="5">
+      <w:numFmt w:val="bullet"/>
+      <w:lvlText w:val="–"/>
+      <w:lvlJc w:val="left"/>
+      <w:pPr>
+        <w:tabs>
+          <w:tab w:val="num" w:pos="3600"/>
+        </w:tabs>
+        <w:ind w:left="4080" w:hanging="480"/>
+      </w:pPr>
+    </w:lvl>
+    <w:lvl w:ilvl="6">
+      <w:numFmt w:val="bullet"/>
+      <w:lvlText w:val="•"/>
+      <w:lvlJc w:val="left"/>
+      <w:pPr>
+        <w:tabs>
+          <w:tab w:val="num" w:pos="4320"/>
+        </w:tabs>
+        <w:ind w:left="4800" w:hanging="480"/>
+      </w:pPr>
+    </w:lvl>
+    <w:lvl w:ilvl="7">
+      <w:numFmt w:val="bullet"/>
+      <w:lvlText w:val="–"/>
+      <w:lvlJc w:val="left"/>
+      <w:pPr>
+        <w:tabs>
+          <w:tab w:val="num" w:pos="5040"/>
+        </w:tabs>
+        <w:ind w:left="5520" w:hanging="480"/>
+      </w:pPr>
+    </w:lvl>
+    <w:lvl w:ilvl="8">
+      <w:numFmt w:val="bullet"/>
+      <w:lvlText w:val="•"/>
+      <w:lvlJc w:val="left"/>
+      <w:pPr>
+        <w:tabs>
+          <w:tab w:val="num" w:pos="5760"/>
+        </w:tabs>
+        <w:ind w:left="6240" w:hanging="480"/>
+      </w:pPr>
+    </w:lvl>
+  </w:abstractNum>
   <w:abstractNum w:abstractNumId="99411">
-    <w:nsid w:val="ea454b4c"/>
+    <w:nsid w:val="71315dca"/>
     <w:multiLevelType w:val="multilevel"/>
     <w:lvl w:ilvl="0">
       <w:start w:val="1"/>
@@ -1657,113 +1778,13 @@
       </w:pPr>
     </w:lvl>
   </w:abstractNum>
-  <w:abstractNum w:abstractNumId="991">
-    <w:nsid w:val="71315dca"/>
-    <w:multiLevelType w:val="multilevel"/>
-    <w:lvl w:ilvl="0">
-      <w:numFmt w:val="bullet"/>
-      <w:lvlText w:val="•"/>
-      <w:lvlJc w:val="left"/>
-      <w:pPr>
-        <w:tabs>
-          <w:tab w:val="num" w:pos="0"/>
-        </w:tabs>
-        <w:ind w:left="480" w:hanging="480"/>
-      </w:pPr>
-    </w:lvl>
-    <w:lvl w:ilvl="1">
-      <w:numFmt w:val="bullet"/>
-      <w:lvlText w:val="–"/>
-      <w:lvlJc w:val="left"/>
-      <w:pPr>
-        <w:tabs>
-          <w:tab w:val="num" w:pos="720"/>
-        </w:tabs>
-        <w:ind w:left="1200" w:hanging="480"/>
-      </w:pPr>
-    </w:lvl>
-    <w:lvl w:ilvl="2">
-      <w:numFmt w:val="bullet"/>
-      <w:lvlText w:val="•"/>
-      <w:lvlJc w:val="left"/>
-      <w:pPr>
-        <w:tabs>
-          <w:tab w:val="num" w:pos="1440"/>
-        </w:tabs>
-        <w:ind w:left="1920" w:hanging="480"/>
-      </w:pPr>
-    </w:lvl>
-    <w:lvl w:ilvl="3">
-      <w:numFmt w:val="bullet"/>
-      <w:lvlText w:val="–"/>
-      <w:lvlJc w:val="left"/>
-      <w:pPr>
-        <w:tabs>
-          <w:tab w:val="num" w:pos="2160"/>
-        </w:tabs>
-        <w:ind w:left="2640" w:hanging="480"/>
-      </w:pPr>
-    </w:lvl>
-    <w:lvl w:ilvl="4">
-      <w:numFmt w:val="bullet"/>
-      <w:lvlText w:val="•"/>
-      <w:lvlJc w:val="left"/>
-      <w:pPr>
-        <w:tabs>
-          <w:tab w:val="num" w:pos="2880"/>
-        </w:tabs>
-        <w:ind w:left="3360" w:hanging="480"/>
-      </w:pPr>
-    </w:lvl>
-    <w:lvl w:ilvl="5">
-      <w:numFmt w:val="bullet"/>
-      <w:lvlText w:val="–"/>
-      <w:lvlJc w:val="left"/>
-      <w:pPr>
-        <w:tabs>
-          <w:tab w:val="num" w:pos="3600"/>
-        </w:tabs>
-        <w:ind w:left="4080" w:hanging="480"/>
-      </w:pPr>
-    </w:lvl>
-    <w:lvl w:ilvl="6">
-      <w:numFmt w:val="bullet"/>
-      <w:lvlText w:val="•"/>
-      <w:lvlJc w:val="left"/>
-      <w:pPr>
-        <w:tabs>
-          <w:tab w:val="num" w:pos="4320"/>
-        </w:tabs>
-        <w:ind w:left="4800" w:hanging="480"/>
-      </w:pPr>
-    </w:lvl>
-    <w:lvl w:ilvl="7">
-      <w:numFmt w:val="bullet"/>
-      <w:lvlText w:val="–"/>
-      <w:lvlJc w:val="left"/>
-      <w:pPr>
-        <w:tabs>
-          <w:tab w:val="num" w:pos="5040"/>
-        </w:tabs>
-        <w:ind w:left="5520" w:hanging="480"/>
-      </w:pPr>
-    </w:lvl>
-    <w:lvl w:ilvl="8">
-      <w:numFmt w:val="bullet"/>
-      <w:lvlText w:val="•"/>
-      <w:lvlJc w:val="left"/>
-      <w:pPr>
-        <w:tabs>
-          <w:tab w:val="num" w:pos="5760"/>
-        </w:tabs>
-        <w:ind w:left="6240" w:hanging="480"/>
-      </w:pPr>
-    </w:lvl>
-  </w:abstractNum>
   <w:num w:numId="1000">
     <w:abstractNumId w:val="990"/>
   </w:num>
   <w:num w:numId="1001">
+    <w:abstractNumId w:val="991"/>
+  </w:num>
+  <w:num w:numId="1002">
     <w:abstractNumId w:val="99411"/>
     <w:lvlOverride w:ilvl="0">
       <w:startOverride w:val="1"/>
@@ -1793,7 +1814,7 @@
       <w:startOverride w:val="1"/>
     </w:lvlOverride>
   </w:num>
-  <w:num w:numId="1002">
+  <w:num w:numId="1003">
     <w:abstractNumId w:val="991"/>
   </w:num>
 </w:numbering>

--- a/downloads/teacher/05 Materials/Unit 04/Handouts/Handout 04.14 - Model Build Guide and Label Cards.docx
+++ b/downloads/teacher/05 Materials/Unit 04/Handouts/Handout 04.14 - Model Build Guide and Label Cards.docx
@@ -711,7 +711,7 @@
         <w:pStyle w:val="Compact"/>
       </w:pPr>
       <w:r>
-        <w:t xml:space="preserve">WHY: two sentences. Sentence one: the biggest design choice and the client need it serves. Sentence two: the principle of design it uses (balance, focal point, rhythm, proportion, emphasis, unity).</w:t>
+        <w:t xml:space="preserve">WHY: two sentences. Sentence one: the biggest design choice and the client need it serves. Sentence two: the principle of design it uses (balance, focal point, rhythm, proportion, unity, contrast).</w:t>
       </w:r>
     </w:p>
     <w:p>
@@ -792,15 +792,6 @@
       </w:pPr>
       <w:r>
         <w:t xml:space="preserve">Word bank: wall (duvar / parede / pared), floor (zemin / piso / piso), door (kapı / porta / puerta), window (pencere / janela / ventana), glue (yapıştır / colar / pegar), cut (kes / cortar / cortar), label (etiket / etiqueta / etiqueta).</w:t>
-      </w:r>
-      <w:r>
-        <w:t xml:space="preserve"> </w:t>
-      </w:r>
-      <w:r>
-        <w:rPr>
-          <w:rStyle w:val="TeacherNote"/>
-        </w:rPr>
-        <w:t xml:space="preserve">[check with a native speaker]</w:t>
       </w:r>
     </w:p>
     <w:p>
@@ -989,7 +980,7 @@
         <w:pStyle w:val="BodyText"/>
       </w:pPr>
       <w:r>
-        <w:t xml:space="preserve">It uses the principle of ______________________ (balance / focal point / rhythm / proportion / emphasis / unity) because ______________________________.</w:t>
+        <w:t xml:space="preserve">It uses the principle of ______________________ (balance / focal point / rhythm / proportion / unity / contrast) because ______________________________.</w:t>
       </w:r>
     </w:p>
     <w:p>
@@ -1048,22 +1039,7 @@
         <w:pStyle w:val="FirstParagraph"/>
       </w:pPr>
       <w:r>
-        <w:t xml:space="preserve">Draw the room in 3-D on isometric grid paper (the triangle grid). If the school has none, print a free isometric sheet</w:t>
-      </w:r>
-      <w:r>
-        <w:t xml:space="preserve"> </w:t>
-      </w:r>
-      <w:r>
-        <w:rPr>
-          <w:rStyle w:val="TeacherNote"/>
-        </w:rPr>
-        <w:t xml:space="preserve">[Sal: any free grid generator; set the triangle side to 1/4 inch]</w:t>
-      </w:r>
-      <w:r>
-        <w:t xml:space="preserve"> </w:t>
-      </w:r>
-      <w:r>
-        <w:t xml:space="preserve">or draw the room on plain paper using the steps below.</w:t>
+        <w:t xml:space="preserve">Draw the room in 3-D on isometric grid paper (the triangle grid). If the school has none, print a free isometric sheet or draw the room on plain paper using the steps below.</w:t>
       </w:r>
     </w:p>
     <w:p>
@@ -1252,15 +1228,6 @@
       <w:r>
         <w:t xml:space="preserve">A digital 3-D room in any free room-planner app the school allows, printed or shown on a screen at the gallery walk, is also accepted. It needs the same labels, the same scale note, and the client card.</w:t>
       </w:r>
-      <w:r>
-        <w:t xml:space="preserve"> </w:t>
-      </w:r>
-      <w:r>
-        <w:rPr>
-          <w:rStyle w:val="TeacherNote"/>
-        </w:rPr>
-        <w:t xml:space="preserve">[Sal: name the app.]</w:t>
-      </w:r>
     </w:p>
     <w:p>
       <w:pPr>
@@ -1378,7 +1345,7 @@
         <w:pStyle w:val="Compact"/>
       </w:pPr>
       <w:r>
-        <w:t xml:space="preserve">Materials per model, target under $4: shoebox free; foam board about $3 to $4 per 20 by 30 sheet, two or three bases per sheet; card stock $0.30; glue sticks $0.25; scraps free. Realistic total $2 to $3.50 [update].</w:t>
+        <w:t xml:space="preserve">Materials per model, target under $4: shoebox free; foam board about $3 to $4 per 20 by 30 sheet, two or three bases per sheet; card stock $0.30; glue sticks $0.25; scraps free. Realistic total $2 to $3.50.</w:t>
       </w:r>
     </w:p>
     <w:sectPr>
